--- a/libro_completo.docx
+++ b/libro_completo.docx
@@ -114,6 +114,14 @@
           <w:szCs w:val="20"/>
         </w:rPr>
         <w:t xml:space="preserve">ORCID: 0000-0002-7105-620X</w:t>
+      </w:r>
+    </w:p>
+    <w:p>
+      <w:pPr>
+        <w:jc w:val="center"/>
+      </w:pPr>
+      <w:r>
+        <w:t xml:space="preserve">DOI: 10.5281/zenodo.23285905 — https://doi.org/10.5281/zenodo.23285905</w:t>
       </w:r>
     </w:p>
     <w:p>
